--- a/5.project development phase/Performance testing/Model Performance Test.docx
+++ b/5.project development phase/Performance testing/Model Performance Test.docx
@@ -146,7 +146,7 @@
                 <w:rFonts w:ascii="Arial" w:cs="Arial" w:eastAsia="Arial" w:hAnsi="Arial"/>
                 <w:rtl w:val="0"/>
               </w:rPr>
-              <w:t xml:space="preserve">6abc969eb421e718caa5c10d</w:t>
+              <w:t xml:space="preserve">6ac36ca1bddb127874d978d1</w:t>
             </w:r>
             <w:r>
               <w:rPr>
@@ -863,6 +863,20 @@
       <w:szCs w:val="52"/>
     </w:rPr>
   </w:style>
+  <w:style w:type="table" w:styleId="TableNormal" w:default="1">
+    <w:name w:val="TableNormal"/>
+    <w:tblPr>
+      <w:tblCellMar>
+        <w:top w:w="100.0" w:type="dxa"/>
+        <w:left w:w="100.0" w:type="dxa"/>
+        <w:bottom w:w="100.0" w:type="dxa"/>
+        <w:right w:w="100.0" w:type="dxa"/>
+      </w:tblCellMar>
+    </w:tblPr>
+  </w:style>
+  <w:style w:type="paragraph" w:styleId="Normal" w:default="1">
+    <w:name w:val="normal"/>
+  </w:style>
   <w:style w:type="paragraph" w:styleId="Header">
     <w:name w:val="header"/>
     <w:basedOn w:val="Normal"/>
@@ -12359,6 +12373,32 @@
         <w:shd w:color="auto" w:fill="fbcaa2" w:themeFill="accent6" w:themeFillTint="00007F" w:val="clear"/>
       </w:tcPr>
     </w:tblStylePr>
+  </w:style>
+  <w:style w:type="table" w:styleId="Table1">
+    <w:basedOn w:val="TableNormal"/>
+    <w:tblPr>
+      <w:tblStyleRowBandSize w:val="1"/>
+      <w:tblStyleColBandSize w:val="1"/>
+      <w:tblCellMar>
+        <w:top w:w="0.0" w:type="dxa"/>
+        <w:left w:w="115.0" w:type="dxa"/>
+        <w:bottom w:w="0.0" w:type="dxa"/>
+        <w:right w:w="115.0" w:type="dxa"/>
+      </w:tblCellMar>
+    </w:tblPr>
+  </w:style>
+  <w:style w:type="table" w:styleId="Table2">
+    <w:basedOn w:val="TableNormal"/>
+    <w:tblPr>
+      <w:tblStyleRowBandSize w:val="1"/>
+      <w:tblStyleColBandSize w:val="1"/>
+      <w:tblCellMar>
+        <w:top w:w="0.0" w:type="dxa"/>
+        <w:left w:w="115.0" w:type="dxa"/>
+        <w:bottom w:w="0.0" w:type="dxa"/>
+        <w:right w:w="115.0" w:type="dxa"/>
+      </w:tblCellMar>
+    </w:tblPr>
   </w:style>
   <w:style w:type="paragraph" w:styleId="Subtitle">
     <w:name w:val="Subtitle"/>
@@ -12725,7 +12765,7 @@
 
 <file path=customXML/item1.xml><?xml version="1.0" encoding="utf-8"?>
 <go:gDocsCustomXmlDataStorage xmlns:go="http://customooxmlschemas.google.com/" xmlns:r="http://schemas.openxmlformats.org/officeDocument/2006/relationships" uri="GoogleDocsCustomDataVersion2">
-  <go:docsCustomData xmlns:go="http://customooxmlschemas.google.com/" roundtripDataSignature="AMtx7mim9f8+lswxsQf7X8GnD+S4yZz9cw==">CgMxLjA4AHIhMUNZYWRuenpJbldQUXRwLVh5WnBrbWlKNlNLYnhWOUhm</go:docsCustomData>
+  <go:docsCustomData xmlns:go="http://customooxmlschemas.google.com/" roundtripDataSignature="AMtx7mhcfqz5jyVRk51gjXc1Ff1f5aZSqg==">CgMxLjA4AHIhMWFqajZ6d1h0UzlRa0lNaWJrNjU3V3NwSHdoSGdwZG5L</go:docsCustomData>
 </go:gDocsCustomXmlDataStorage>
 </file>
 
